--- a/atelier/atelier_149.docx
+++ b/atelier/atelier_149.docx
@@ -530,7 +530,7 @@
                 <w:b w:val="false"/>
                 <w:bCs w:val="false"/>
               </w:rPr>
-              <w:t xml:space="preserve">Conscience de l’impact des grosses MR (#148)</w:t>
+              <w:t xml:space="preserve">Conscience de l’impact des grosses MR</w:t>
             </w:r>
           </w:p>
         </w:tc>
@@ -549,7 +549,7 @@
         <w:spacing w:after="120"/>
       </w:pPr>
       <w:r>
-        <w:t xml:space="preserve">On a compris qu’il faut des MR petites (#148). Mais on ne « réduit » pas une MR après coup — on la découpe AVANT de coder. Le feature slicing, c’est l’art de prendre une fonctionnalité et de la décomposer, dès la conception, en plusieurs morceaux livrables séparément, chacun donnant lieu à une MR petite et autonome. C’est un savoir-faire : il ne suffit pas de vouloir des petites MR, il faut savoir où couper. Le sujet de cet atelier-socle est d’apprendre ce découpage : les principes (découpe par tranches fines de valeur, MR autonome et mergeable indépendamment, comment livrer de l’incomplet sans casser la production). C’est le matériel de référence du découpage dans tout le corpus — il est mutualisé : les axes Delivery (D01-55) et Résilience (R04-175) y renvoient plutôt que de le réécrire.</w:t>
+        <w:t xml:space="preserve">On a compris qu’il faut des MR petites. Mais on ne « réduit » pas une MR après coup — on la découpe AVANT de coder. Le feature slicing, c’est l’art de prendre une fonctionnalité et de la décomposer, dès la conception, en plusieurs morceaux livrables séparément, chacun donnant lieu à une MR petite et autonome. C’est un savoir-faire : il ne suffit pas de vouloir des petites MR, il faut savoir où couper. Le sujet de cet atelier-socle est d’apprendre ce découpage : les principes (découpe par tranches fines de valeur, MR autonome et mergeable indépendamment, comment livrer de l’incomplet sans casser la production). C’est le matériel de référence du découpage dans tout le corpus — il est mutualisé : les axes Delivery (D01-55) et Résilience (R04-175) y renvoient plutôt que de le réécrire.</w:t>
       </w:r>
     </w:p>
     <w:tbl>
@@ -681,7 +681,7 @@
         <w:t xml:space="preserve">Cacher l’incomplet derrière un feature flag : </w:t>
       </w:r>
       <w:r>
-        <w:t xml:space="preserve">comment livrer une fonctionnalité à moitié faite sans la montrer aux utilisateurs ? Avec un feature flag (cf. P01, capsule #105) : le code part en production éteint, MR après MR, et on l’allume quand tout est prêt. Le slicing et les feature flags sont les deux faces du même geste — découper et livrer en sécurité.</w:t>
+        <w:t xml:space="preserve">comment livrer une fonctionnalité à moitié faite sans la montrer aux utilisateurs ? Avec un feature flag (cf. P01, capsule) : le code part en production éteint, MR après MR, et on l’allume quand tout est prêt. Le slicing et les feature flags sont les deux faces du même geste — découper et livrer en sécurité.</w:t>
       </w:r>
     </w:p>
     <w:tbl>
@@ -744,7 +744,7 @@
                 <w:sz w:val="18"/>
                 <w:szCs w:val="18"/>
               </w:rPr>
-              <w:t xml:space="preserve">  MAUVAIS (par couches, rien ne marche seul) :</w:t>
+              <w:t xml:space="preserve"> MAUVAIS (par couches, rien ne marche seul) :</w:t>
             </w:r>
           </w:p>
           <w:p>
@@ -754,7 +754,7 @@
                 <w:sz w:val="18"/>
                 <w:szCs w:val="18"/>
               </w:rPr>
-              <w:t xml:space="preserve">    MR1 : tout le backend panier</w:t>
+              <w:t xml:space="preserve"> MR1 : tout le backend panier</w:t>
             </w:r>
           </w:p>
           <w:p>
@@ -764,7 +764,7 @@
                 <w:sz w:val="18"/>
                 <w:szCs w:val="18"/>
               </w:rPr>
-              <w:t xml:space="preserve">    MR2 : toute l'API panier</w:t>
+              <w:t xml:space="preserve"> MR2 : toute l'API panier</w:t>
             </w:r>
           </w:p>
           <w:p>
@@ -774,7 +774,7 @@
                 <w:sz w:val="18"/>
                 <w:szCs w:val="18"/>
               </w:rPr>
-              <w:t xml:space="preserve">    MR3 : tout le front panier</w:t>
+              <w:t xml:space="preserve"> MR3 : tout le front panier</w:t>
             </w:r>
           </w:p>
           <w:p>
@@ -784,7 +784,7 @@
                 <w:sz w:val="18"/>
                 <w:szCs w:val="18"/>
               </w:rPr>
-              <w:t xml:space="preserve">    -&gt; 3 grosses MR, valeur livrée seulement à la fin</w:t>
+              <w:t xml:space="preserve"> -&gt; 3 grosses MR, valeur livrée seulement à la fin</w:t>
             </w:r>
           </w:p>
           <w:p>
@@ -804,7 +804,7 @@
                 <w:sz w:val="18"/>
                 <w:szCs w:val="18"/>
               </w:rPr>
-              <w:t xml:space="preserve">  BON (tranches fines de valeur, chacune autonome) :</w:t>
+              <w:t xml:space="preserve"> BON (tranches fines de valeur, chacune autonome) :</w:t>
             </w:r>
           </w:p>
           <w:p>
@@ -814,7 +814,7 @@
                 <w:sz w:val="18"/>
                 <w:szCs w:val="18"/>
               </w:rPr>
-              <w:t xml:space="preserve">    MR1 : ajouter 1 article au panier (bout en bout,</w:t>
+              <w:t xml:space="preserve"> MR1 : ajouter 1 article au panier (bout en bout,</w:t>
             </w:r>
           </w:p>
           <w:p>
@@ -824,7 +824,7 @@
                 <w:sz w:val="18"/>
                 <w:szCs w:val="18"/>
               </w:rPr>
-              <w:t xml:space="preserve">          derrière un flag) - petite, testable, mergeable</w:t>
+              <w:t xml:space="preserve"> derrière un flag) - petite, testable, mergeable</w:t>
             </w:r>
           </w:p>
           <w:p>
@@ -834,7 +834,7 @@
                 <w:sz w:val="18"/>
                 <w:szCs w:val="18"/>
               </w:rPr>
-              <w:t xml:space="preserve">    MR2 : afficher le panier</w:t>
+              <w:t xml:space="preserve"> MR2 : afficher le panier</w:t>
             </w:r>
           </w:p>
           <w:p>
@@ -844,7 +844,7 @@
                 <w:sz w:val="18"/>
                 <w:szCs w:val="18"/>
               </w:rPr>
-              <w:t xml:space="preserve">    MR3 : modifier les quantités</w:t>
+              <w:t xml:space="preserve"> MR3 : modifier les quantités</w:t>
             </w:r>
           </w:p>
           <w:p>
@@ -854,7 +854,7 @@
                 <w:sz w:val="18"/>
                 <w:szCs w:val="18"/>
               </w:rPr>
-              <w:t xml:space="preserve">    MR4 : supprimer un article</w:t>
+              <w:t xml:space="preserve"> MR4 : supprimer un article</w:t>
             </w:r>
           </w:p>
           <w:p>
@@ -864,7 +864,7 @@
                 <w:sz w:val="18"/>
                 <w:szCs w:val="18"/>
               </w:rPr>
-              <w:t xml:space="preserve">    -&gt; 4 petites MR autonomes, flag allumé quand prêt</w:t>
+              <w:t xml:space="preserve"> -&gt; 4 petites MR autonomes, flag allumé quand prêt</w:t>
             </w:r>
           </w:p>
           <w:p>
@@ -884,7 +884,7 @@
                 <w:sz w:val="18"/>
                 <w:szCs w:val="18"/>
               </w:rPr>
-              <w:t xml:space="preserve">  Slicing (Q04) + feature flag (P01) = livrer en sécurité.</w:t>
+              <w:t xml:space="preserve"> Slicing (Q04) + feature flag (P01) = livrer en sécurité.</w:t>
             </w:r>
           </w:p>
         </w:tc>
@@ -1007,7 +1007,7 @@
         <w:spacing w:after="80"/>
       </w:pPr>
       <w:r>
-        <w:t xml:space="preserve">Viser des tranches qui font UNE chose : chaque MR doit avoir un objet clair et unique (cf. #148). Une tranche qui fait plusieurs choses est encore trop grosse — on affine.</w:t>
+        <w:t xml:space="preserve">Viser des tranches qui font UNE chose : chaque MR doit avoir un objet clair et unique (cf.). Une tranche qui fait plusieurs choses est encore trop grosse — on affine.</w:t>
       </w:r>
     </w:p>
     <w:p>
@@ -1279,7 +1279,7 @@
         <w:spacing w:after="120"/>
       </w:pPr>
       <w:r>
-        <w:t xml:space="preserve">Ce socle enseigne le découpage une fois pour trois axes. Suite immédiate dans Q04 : #150 (s’exercer à découper une US en cours, en application directe). Renvois entrants : D01-55 (Delivery — livrer souvent grâce au slicing) et R04-175 (Résilience — réduire le risque grâce au slicing) s’appuient sur ce matériel. Et le slicing mobilise les feature flags (P01, capsule #105) pour livrer l’incomplet en sécurité.</w:t>
+        <w:t xml:space="preserve">Ce socle enseigne le découpage une fois pour trois axes. Suite immédiate dans Q04 : (s’exercer à découper une US en cours, en application directe). Renvois entrants : D01-55 (Delivery — livrer souvent grâce au slicing) et R04-175 (Résilience — réduire le risque grâce au slicing) s’appuient sur ce matériel. Et le slicing mobilise les feature flags (P01, capsule) pour livrer l’incomplet en sécurité.</w:t>
       </w:r>
     </w:p>
     <w:p>
